--- a/astro-site/public/dl/guia-restaurante-nikkei/guia-restaurante-nikkei.docx
+++ b/astro-site/public/dl/guia-restaurante-nikkei/guia-restaurante-nikkei.docx
@@ -627,7 +627,7 @@
         <w:pStyle w:val="ListBullet"/>
       </w:pPr>
       <w:r>
-        <w:t>El Real Decreto 1420/2006 OBLIGA a congelar preventivamente todo pescado destinado a ser consumido crudo, marinado o poco hecho a -20°C durante al menos 24 horas (o -35°C durante 15 h).</w:t>
+        <w:t>El Real Decreto 1021/2022 (art. 8.1, que derogó el Real Decreto 1420/2006) y el Reglamento (CE) 853/2004 OBLIGAN a congelar preventivamente todo pescado destinado a ser consumido crudo, marinado o poco hecho a -20°C durante al menos 24 horas en todas las partes del producto (o -35°C durante al menos 15 horas).</w:t>
       </w:r>
     </w:p>
     <w:p>

--- a/astro-site/public/dl/guia-restaurante-nikkei/guia-restaurante-nikkei.docx
+++ b/astro-site/public/dl/guia-restaurante-nikkei/guia-restaurante-nikkei.docx
@@ -47,13 +47,9 @@
       </w:r>
     </w:p>
     <w:p>
-      <w:r>
-        <w:br w:type="page"/>
-      </w:r>
-    </w:p>
-    <w:p>
       <w:pPr>
         <w:pStyle w:val="Heading1"/>
+        <w:pageBreakBefore/>
       </w:pPr>
       <w:r>
         <w:t>1. Qué es un Restaurante Nikkei Auténtico</w:t>
@@ -151,13 +147,9 @@
       </w:r>
     </w:p>
     <w:p>
-      <w:r>
-        <w:br w:type="page"/>
-      </w:r>
-    </w:p>
-    <w:p>
       <w:pPr>
         <w:pStyle w:val="Heading1"/>
+        <w:pageBreakBefore/>
       </w:pPr>
       <w:r>
         <w:t>2. El Mercado de la Cocina Nikkei en España 2026</w:t>
@@ -242,13 +234,9 @@
       </w:r>
     </w:p>
     <w:p>
-      <w:r>
-        <w:br w:type="page"/>
-      </w:r>
-    </w:p>
-    <w:p>
       <w:pPr>
         <w:pStyle w:val="Heading1"/>
+        <w:pageBreakBefore/>
       </w:pPr>
       <w:r>
         <w:t>3. Modelos de Negocio Nikkei</w:t>
@@ -338,13 +326,9 @@
       </w:r>
     </w:p>
     <w:p>
-      <w:r>
-        <w:br w:type="page"/>
-      </w:r>
-    </w:p>
-    <w:p>
       <w:pPr>
         <w:pStyle w:val="Heading1"/>
+        <w:pageBreakBefore/>
       </w:pPr>
       <w:r>
         <w:t>4. Estudio de Viabilidad y Plan Financiero</w:t>
@@ -501,13 +485,9 @@
       </w:r>
     </w:p>
     <w:p>
-      <w:r>
-        <w:br w:type="page"/>
-      </w:r>
-    </w:p>
-    <w:p>
       <w:pPr>
         <w:pStyle w:val="Heading1"/>
+        <w:pageBreakBefore/>
       </w:pPr>
       <w:r>
         <w:t>5. Requisitos Legales en España + Normativa Anisakis</w:t>
@@ -728,13 +708,9 @@
       </w:r>
     </w:p>
     <w:p>
-      <w:r>
-        <w:br w:type="page"/>
-      </w:r>
-    </w:p>
-    <w:p>
       <w:pPr>
         <w:pStyle w:val="Heading1"/>
+        <w:pageBreakBefore/>
       </w:pPr>
       <w:r>
         <w:t>6. APPCC y Seguridad Alimentaria para Cocina Nikkei</w:t>
@@ -907,13 +883,9 @@
       </w:r>
     </w:p>
     <w:p>
-      <w:r>
-        <w:br w:type="page"/>
-      </w:r>
-    </w:p>
-    <w:p>
       <w:pPr>
         <w:pStyle w:val="Heading1"/>
+        <w:pageBreakBefore/>
       </w:pPr>
       <w:r>
         <w:t>7. Ubicación y Local</w:t>
@@ -1014,13 +986,9 @@
       </w:r>
     </w:p>
     <w:p>
-      <w:r>
-        <w:br w:type="page"/>
-      </w:r>
-    </w:p>
-    <w:p>
       <w:pPr>
         <w:pStyle w:val="Heading1"/>
+        <w:pageBreakBefore/>
       </w:pPr>
       <w:r>
         <w:t>8. Diseño de Cocina Nikkei Profesional</w:t>
@@ -1145,13 +1113,9 @@
       </w:r>
     </w:p>
     <w:p>
-      <w:r>
-        <w:br w:type="page"/>
-      </w:r>
-    </w:p>
-    <w:p>
       <w:pPr>
         <w:pStyle w:val="Heading1"/>
+        <w:pageBreakBefore/>
       </w:pPr>
       <w:r>
         <w:t>9. Equipamiento Específico de Cocina Nikkei</w:t>
@@ -1348,13 +1312,9 @@
       </w:r>
     </w:p>
     <w:p>
-      <w:r>
-        <w:br w:type="page"/>
-      </w:r>
-    </w:p>
-    <w:p>
       <w:pPr>
         <w:pStyle w:val="Heading1"/>
+        <w:pageBreakBefore/>
       </w:pPr>
       <w:r>
         <w:t>10. Diseño de Sala y Decoración Nikkei Contemporánea</w:t>
@@ -1495,13 +1455,9 @@
       </w:r>
     </w:p>
     <w:p>
-      <w:r>
-        <w:br w:type="page"/>
-      </w:r>
-    </w:p>
-    <w:p>
       <w:pPr>
         <w:pStyle w:val="Heading1"/>
+        <w:pageBreakBefore/>
       </w:pPr>
       <w:r>
         <w:t>11. Barra de Pisco, Sake y Coctelería Nikkei (40-60 Referencias)</w:t>
@@ -1666,13 +1622,9 @@
       </w:r>
     </w:p>
     <w:p>
-      <w:r>
-        <w:br w:type="page"/>
-      </w:r>
-    </w:p>
-    <w:p>
       <w:pPr>
         <w:pStyle w:val="Heading1"/>
+        <w:pageBreakBefore/>
       </w:pPr>
       <w:r>
         <w:t>12. Brigada de Cocina (14-18 personas)</w:t>
@@ -1786,13 +1738,9 @@
       </w:r>
     </w:p>
     <w:p>
-      <w:r>
-        <w:br w:type="page"/>
-      </w:r>
-    </w:p>
-    <w:p>
       <w:pPr>
         <w:pStyle w:val="Heading1"/>
+        <w:pageBreakBefore/>
       </w:pPr>
       <w:r>
         <w:t>13. Equipo de Sala (5-8 personas)</w:t>
@@ -1925,13 +1873,9 @@
       </w:r>
     </w:p>
     <w:p>
-      <w:r>
-        <w:br w:type="page"/>
-      </w:r>
-    </w:p>
-    <w:p>
       <w:pPr>
         <w:pStyle w:val="Heading1"/>
+        <w:pageBreakBefore/>
       </w:pPr>
       <w:r>
         <w:t>14. Menú Engineering Nikkei: Tiraditos, Causas, Anticuchos, Chaufa</w:t>
@@ -2072,13 +2016,9 @@
       </w:r>
     </w:p>
     <w:p>
-      <w:r>
-        <w:br w:type="page"/>
-      </w:r>
-    </w:p>
-    <w:p>
       <w:pPr>
         <w:pStyle w:val="Heading1"/>
+        <w:pageBreakBefore/>
       </w:pPr>
       <w:r>
         <w:t>15. Proveedores Nikkei en España (Perú + Japón)</w:t>
@@ -2219,13 +2159,9 @@
       </w:r>
     </w:p>
     <w:p>
-      <w:r>
-        <w:br w:type="page"/>
-      </w:r>
-    </w:p>
-    <w:p>
       <w:pPr>
         <w:pStyle w:val="Heading1"/>
+        <w:pageBreakBefore/>
       </w:pPr>
       <w:r>
         <w:t>16. 15 Recetas Base con Food Cost</w:t>
@@ -2726,13 +2662,9 @@
       </w:r>
     </w:p>
     <w:p>
-      <w:r>
-        <w:br w:type="page"/>
-      </w:r>
-    </w:p>
-    <w:p>
       <w:pPr>
         <w:pStyle w:val="Heading1"/>
+        <w:pageBreakBefore/>
       </w:pPr>
       <w:r>
         <w:t>17. Delivery Optimizado para Cocina Nikkei</w:t>
@@ -2865,13 +2797,9 @@
       </w:r>
     </w:p>
     <w:p>
-      <w:r>
-        <w:br w:type="page"/>
-      </w:r>
-    </w:p>
-    <w:p>
       <w:pPr>
         <w:pStyle w:val="Heading1"/>
+        <w:pageBreakBefore/>
       </w:pPr>
       <w:r>
         <w:t>18. Marketing y Calendario Cultural Nikkei (Perú + Japón)</w:t>
@@ -2957,6 +2885,10 @@
     <w:p>
       <w:pPr>
         <w:pStyle w:val="ListNumber"/>
+        <w:numPr>
+          <w:ilvl w:val="0"/>
+          <w:numId w:val="10"/>
+        </w:numPr>
       </w:pPr>
       <w:r>
         <w:t>Instagram: contenido visual de tiraditos, makis acevichados, Pisco Sour. Reels del cocinero bañando el tiradito con leche de tigre son virales.</w:t>
@@ -2965,6 +2897,10 @@
     <w:p>
       <w:pPr>
         <w:pStyle w:val="ListNumber"/>
+        <w:numPr>
+          <w:ilvl w:val="0"/>
+          <w:numId w:val="10"/>
+        </w:numPr>
       </w:pPr>
       <w:r>
         <w:t>TikTok: vídeos del cocinero preparando maki acevichado, licuando leche de tigre, flameando anticuchos en robata.</w:t>
@@ -2973,6 +2909,10 @@
     <w:p>
       <w:pPr>
         <w:pStyle w:val="ListNumber"/>
+        <w:numPr>
+          <w:ilvl w:val="0"/>
+          <w:numId w:val="10"/>
+        </w:numPr>
       </w:pPr>
       <w:r>
         <w:t>Google My Business: ficha completa con fotos profesionales, menú, reseñas.</w:t>
@@ -2981,6 +2921,10 @@
     <w:p>
       <w:pPr>
         <w:pStyle w:val="ListNumber"/>
+        <w:numPr>
+          <w:ilvl w:val="0"/>
+          <w:numId w:val="10"/>
+        </w:numPr>
       </w:pPr>
       <w:r>
         <w:t>TheFork / TripAdvisor: perfiles con fotos y respuesta a reseñas.</w:t>
@@ -2989,6 +2933,10 @@
     <w:p>
       <w:pPr>
         <w:pStyle w:val="ListNumber"/>
+        <w:numPr>
+          <w:ilvl w:val="0"/>
+          <w:numId w:val="10"/>
+        </w:numPr>
       </w:pPr>
       <w:r>
         <w:t>Web propia: menú, historia nikkei, reservas online, carta de piscos y sakes.</w:t>
@@ -2997,6 +2945,10 @@
     <w:p>
       <w:pPr>
         <w:pStyle w:val="ListNumber"/>
+        <w:numPr>
+          <w:ilvl w:val="0"/>
+          <w:numId w:val="10"/>
+        </w:numPr>
       </w:pPr>
       <w:r>
         <w:t>Comunidad peruana online: asociaciones peruanas en España, grupos de Facebook, embajada del Perú.</w:t>
@@ -3060,13 +3012,9 @@
       </w:r>
     </w:p>
     <w:p>
-      <w:r>
-        <w:br w:type="page"/>
-      </w:r>
-    </w:p>
-    <w:p>
       <w:pPr>
         <w:pStyle w:val="Heading1"/>
+        <w:pageBreakBefore/>
       </w:pPr>
       <w:r>
         <w:t>19. Tecnología para Restaurante Nikkei</w:t>
@@ -3159,13 +3107,9 @@
       </w:r>
     </w:p>
     <w:p>
-      <w:r>
-        <w:br w:type="page"/>
-      </w:r>
-    </w:p>
-    <w:p>
       <w:pPr>
         <w:pStyle w:val="Heading1"/>
+        <w:pageBreakBefore/>
       </w:pPr>
       <w:r>
         <w:t>20. Plan de Acción: De la Idea a la Inauguración</w:t>
@@ -3282,7 +3226,7 @@
       </w:r>
     </w:p>
     <w:sectPr>
-      <w:pgSz w:w="12240" w:h="15840"/>
+      <w:pgSz w:w="11906" w:h="16838"/>
       <w:pgMar w:top="1440" w:right="1800" w:bottom="1440" w:left="1800" w:header="720" w:footer="720" w:gutter="0"/>
       <w:cols w:space="720"/>
       <w:docGrid w:linePitch="360"/>
@@ -3490,6 +3434,12 @@
   </w:num>
   <w:num w:numId="9">
     <w:abstractNumId w:val="0"/>
+  </w:num>
+  <w:num w:numId="10">
+    <w:abstractNumId w:val="7"/>
+    <w:lvlOverride w:ilvl="0">
+      <w:startOverride w:val="1"/>
+    </w:lvlOverride>
   </w:num>
 </w:numbering>
 </file>
